--- a/НИР_ЭДО_ПОЛНЫЙ_АРХИВ/03_ЭДО_в_целом/01_Первый_комплект/06_Казахстан_ЕАЭС_ЭДО.docx
+++ b/НИР_ЭДО_ПОЛНЫЙ_АРХИВ/03_ЭДО_в_целом/01_Первый_комплект/06_Казахстан_ЕАЭС_ЭДО.docx
@@ -11,6 +11,7 @@
         <w:rPr>
           <w:rFonts w:ascii="Calibri" w:hAnsi="Calibri" w:eastAsia="Calibri"/>
           <w:b/>
+          <w:i w:val="0"/>
           <w:color w:val="1F4E79"/>
           <w:sz w:val="44"/>
         </w:rPr>
@@ -25,10 +26,26 @@
         <w:rPr>
           <w:rFonts w:ascii="Calibri" w:hAnsi="Calibri" w:eastAsia="Calibri"/>
           <w:b w:val="0"/>
+          <w:i w:val="0"/>
           <w:color w:val="535353"/>
           <w:sz w:val="26"/>
         </w:rPr>
         <w:t>Сравнительный обзор с Российской Федерацией</w:t>
+      </w:r>
+    </w:p>
+    <w:p>
+      <w:pPr>
+        <w:spacing w:after="160"/>
+      </w:pPr>
+      <w:r>
+        <w:rPr>
+          <w:rFonts w:ascii="Calibri" w:hAnsi="Calibri" w:eastAsia="Calibri"/>
+          <w:b w:val="0"/>
+          <w:i w:val="0"/>
+          <w:color w:val="535353"/>
+          <w:sz w:val="22"/>
+        </w:rPr>
+        <w:t>Сравнительный анализ зарубежного регулирования электронного документооборота (ЭДО) с правовой моделью Российской Федерации. Актуализация: август 2026 г.</w:t>
       </w:r>
     </w:p>
     <w:p>
@@ -39,10 +56,11 @@
         <w:rPr>
           <w:rFonts w:ascii="Calibri" w:hAnsi="Calibri" w:eastAsia="Calibri"/>
           <w:b w:val="0"/>
+          <w:i/>
           <w:color w:val="535353"/>
-          <w:sz w:val="22"/>
+          <w:sz w:val="20"/>
         </w:rPr>
-        <w:t>Сравнительный анализ зарубежного регулирования электронного документооборота (ЭДО) с правовой моделью Российской Федерации. Актуализация: август 2026 г.</w:t>
+        <w:t>Как проверить. После каждого блока фактов — строка «Проверить» с кликабельной ссылкой на официальный текст закона, судебное решение или первоисточник. Рекомендации («что добавить / не переносить») — выводы автора НИР, но рядом указаны нормы, на которые они опираются. Номера дел не вымышлены.</w:t>
       </w:r>
     </w:p>
     <w:p>
@@ -58,60 +76,474 @@
         <w:rPr>
           <w:rFonts w:ascii="Calibri" w:hAnsi="Calibri" w:eastAsia="Calibri"/>
           <w:b w:val="0"/>
+          <w:i w:val="0"/>
           <w:sz w:val="24"/>
         </w:rPr>
         <w:t>Основные акты: Закон РК от 07.01.2003 № 370; Решение Коллегии ЕЭК от 22.08.2023 № 120</w:t>
       </w:r>
     </w:p>
     <w:p>
+      <w:pPr>
+        <w:spacing w:before="0" w:after="200"/>
+      </w:pPr>
       <w:r>
         <w:rPr>
           <w:rFonts w:ascii="Calibri" w:hAnsi="Calibri" w:eastAsia="Calibri"/>
           <w:b w:val="0"/>
+          <w:i/>
+          <w:color w:val="535353"/>
+          <w:sz w:val="18"/>
+        </w:rPr>
+        <w:t xml:space="preserve">Проверить: </w:t>
+      </w:r>
+      <w:hyperlink r:id="rId9">
+        <w:r>
+          <w:rPr>
+            <w:color w:val="0563C1"/>
+            <w:u w:val="single"/>
+            <w:sz w:val="18"/>
+            <w:rFonts w:ascii="Calibri" w:hAnsi="Calibri"/>
+          </w:rPr>
+          <w:t xml:space="preserve">Закон РК от 07.01.2003 № 370 (Adilet)</w:t>
+        </w:r>
+      </w:hyperlink>
+      <w:r>
+        <w:rPr>
+          <w:rFonts w:ascii="Calibri" w:hAnsi="Calibri" w:eastAsia="Calibri"/>
+          <w:b w:val="0"/>
+          <w:i w:val="0"/>
+          <w:color w:val="535353"/>
+          <w:sz w:val="18"/>
+        </w:rPr>
+        <w:t xml:space="preserve">  ·  </w:t>
+      </w:r>
+      <w:hyperlink r:id="rId10">
+        <w:r>
+          <w:rPr>
+            <w:color w:val="0563C1"/>
+            <w:u w:val="single"/>
+            <w:sz w:val="18"/>
+            <w:rFonts w:ascii="Calibri" w:hAnsi="Calibri"/>
+          </w:rPr>
+          <w:t xml:space="preserve">Решение Коллегии ЕЭК от 22.08.2023 № 120</w:t>
+        </w:r>
+      </w:hyperlink>
+      <w:r>
+        <w:rPr>
+          <w:rFonts w:ascii="Calibri" w:hAnsi="Calibri" w:eastAsia="Calibri"/>
+          <w:b w:val="0"/>
+          <w:i w:val="0"/>
+          <w:color w:val="535353"/>
+          <w:sz w:val="18"/>
+        </w:rPr>
+        <w:t xml:space="preserve">  ·  </w:t>
+      </w:r>
+      <w:hyperlink r:id="rId11">
+        <w:r>
+          <w:rPr>
+            <w:color w:val="0563C1"/>
+            <w:u w:val="single"/>
+            <w:sz w:val="18"/>
+            <w:rFonts w:ascii="Calibri" w:hAnsi="Calibri"/>
+          </w:rPr>
+          <w:t xml:space="preserve">Текст Решения № 120 (Альта‑Софт)</w:t>
+        </w:r>
+      </w:hyperlink>
+    </w:p>
+    <w:p>
+      <w:r>
+        <w:rPr>
+          <w:rFonts w:ascii="Calibri" w:hAnsi="Calibri" w:eastAsia="Calibri"/>
+          <w:b w:val="0"/>
+          <w:i w:val="0"/>
           <w:sz w:val="24"/>
         </w:rPr>
         <w:t>Базовый акт РК — Закон от 07.01.2003 № 370 «Об электронном документе и электронной цифровой подписи».</w:t>
       </w:r>
     </w:p>
     <w:p>
+      <w:pPr>
+        <w:spacing w:before="0" w:after="200"/>
+      </w:pPr>
       <w:r>
         <w:rPr>
           <w:rFonts w:ascii="Calibri" w:hAnsi="Calibri" w:eastAsia="Calibri"/>
           <w:b w:val="0"/>
+          <w:i/>
+          <w:color w:val="535353"/>
+          <w:sz w:val="18"/>
+        </w:rPr>
+        <w:t xml:space="preserve">Проверить: </w:t>
+      </w:r>
+      <w:hyperlink r:id="rId9">
+        <w:r>
+          <w:rPr>
+            <w:color w:val="0563C1"/>
+            <w:u w:val="single"/>
+            <w:sz w:val="18"/>
+            <w:rFonts w:ascii="Calibri" w:hAnsi="Calibri"/>
+          </w:rPr>
+          <w:t xml:space="preserve">Закон РК от 07.01.2003 № 370 (Adilet)</w:t>
+        </w:r>
+      </w:hyperlink>
+      <w:r>
+        <w:rPr>
+          <w:rFonts w:ascii="Calibri" w:hAnsi="Calibri" w:eastAsia="Calibri"/>
+          <w:b w:val="0"/>
+          <w:i w:val="0"/>
+          <w:color w:val="535353"/>
+          <w:sz w:val="18"/>
+        </w:rPr>
+        <w:t xml:space="preserve">  ·  </w:t>
+      </w:r>
+      <w:hyperlink r:id="rId10">
+        <w:r>
+          <w:rPr>
+            <w:color w:val="0563C1"/>
+            <w:u w:val="single"/>
+            <w:sz w:val="18"/>
+            <w:rFonts w:ascii="Calibri" w:hAnsi="Calibri"/>
+          </w:rPr>
+          <w:t xml:space="preserve">Решение Коллегии ЕЭК от 22.08.2023 № 120</w:t>
+        </w:r>
+      </w:hyperlink>
+      <w:r>
+        <w:rPr>
+          <w:rFonts w:ascii="Calibri" w:hAnsi="Calibri" w:eastAsia="Calibri"/>
+          <w:b w:val="0"/>
+          <w:i w:val="0"/>
+          <w:color w:val="535353"/>
+          <w:sz w:val="18"/>
+        </w:rPr>
+        <w:t xml:space="preserve">  ·  </w:t>
+      </w:r>
+      <w:hyperlink r:id="rId11">
+        <w:r>
+          <w:rPr>
+            <w:color w:val="0563C1"/>
+            <w:u w:val="single"/>
+            <w:sz w:val="18"/>
+            <w:rFonts w:ascii="Calibri" w:hAnsi="Calibri"/>
+          </w:rPr>
+          <w:t xml:space="preserve">Текст Решения № 120 (Альта‑Софт)</w:t>
+        </w:r>
+      </w:hyperlink>
+    </w:p>
+    <w:p>
+      <w:r>
+        <w:rPr>
+          <w:rFonts w:ascii="Calibri" w:hAnsi="Calibri" w:eastAsia="Calibri"/>
+          <w:b w:val="0"/>
+          <w:i w:val="0"/>
           <w:sz w:val="24"/>
         </w:rPr>
         <w:t>Модель PKI‑центричная: электронный документ + ЭЦП, удостоверяющие центры, признание иностранной ЭЦП при соблюдении условий закона.</w:t>
       </w:r>
     </w:p>
     <w:p>
+      <w:pPr>
+        <w:spacing w:before="0" w:after="200"/>
+      </w:pPr>
       <w:r>
         <w:rPr>
           <w:rFonts w:ascii="Calibri" w:hAnsi="Calibri" w:eastAsia="Calibri"/>
           <w:b w:val="0"/>
+          <w:i/>
+          <w:color w:val="535353"/>
+          <w:sz w:val="18"/>
+        </w:rPr>
+        <w:t xml:space="preserve">Проверить: </w:t>
+      </w:r>
+      <w:hyperlink r:id="rId9">
+        <w:r>
+          <w:rPr>
+            <w:color w:val="0563C1"/>
+            <w:u w:val="single"/>
+            <w:sz w:val="18"/>
+            <w:rFonts w:ascii="Calibri" w:hAnsi="Calibri"/>
+          </w:rPr>
+          <w:t xml:space="preserve">Закон РК от 07.01.2003 № 370 (Adilet)</w:t>
+        </w:r>
+      </w:hyperlink>
+      <w:r>
+        <w:rPr>
+          <w:rFonts w:ascii="Calibri" w:hAnsi="Calibri" w:eastAsia="Calibri"/>
+          <w:b w:val="0"/>
+          <w:i w:val="0"/>
+          <w:color w:val="535353"/>
+          <w:sz w:val="18"/>
+        </w:rPr>
+        <w:t xml:space="preserve">  ·  </w:t>
+      </w:r>
+      <w:hyperlink r:id="rId10">
+        <w:r>
+          <w:rPr>
+            <w:color w:val="0563C1"/>
+            <w:u w:val="single"/>
+            <w:sz w:val="18"/>
+            <w:rFonts w:ascii="Calibri" w:hAnsi="Calibri"/>
+          </w:rPr>
+          <w:t xml:space="preserve">Решение Коллегии ЕЭК от 22.08.2023 № 120</w:t>
+        </w:r>
+      </w:hyperlink>
+      <w:r>
+        <w:rPr>
+          <w:rFonts w:ascii="Calibri" w:hAnsi="Calibri" w:eastAsia="Calibri"/>
+          <w:b w:val="0"/>
+          <w:i w:val="0"/>
+          <w:color w:val="535353"/>
+          <w:sz w:val="18"/>
+        </w:rPr>
+        <w:t xml:space="preserve">  ·  </w:t>
+      </w:r>
+      <w:hyperlink r:id="rId11">
+        <w:r>
+          <w:rPr>
+            <w:color w:val="0563C1"/>
+            <w:u w:val="single"/>
+            <w:sz w:val="18"/>
+            <w:rFonts w:ascii="Calibri" w:hAnsi="Calibri"/>
+          </w:rPr>
+          <w:t xml:space="preserve">Текст Решения № 120 (Альта‑Софт)</w:t>
+        </w:r>
+      </w:hyperlink>
+    </w:p>
+    <w:p>
+      <w:r>
+        <w:rPr>
+          <w:rFonts w:ascii="Calibri" w:hAnsi="Calibri" w:eastAsia="Calibri"/>
+          <w:b w:val="0"/>
+          <w:i w:val="0"/>
           <w:sz w:val="24"/>
         </w:rPr>
         <w:t>Ключевой институт трансграничности — доверенная третья сторона (ДТС), подтверждающая подлинность иностранной ЭЦП / ЭЦП, выданной в РК.</w:t>
       </w:r>
     </w:p>
     <w:p>
+      <w:pPr>
+        <w:spacing w:before="0" w:after="200"/>
+      </w:pPr>
       <w:r>
         <w:rPr>
           <w:rFonts w:ascii="Calibri" w:hAnsi="Calibri" w:eastAsia="Calibri"/>
           <w:b w:val="0"/>
+          <w:i/>
+          <w:color w:val="535353"/>
+          <w:sz w:val="18"/>
+        </w:rPr>
+        <w:t xml:space="preserve">Проверить: </w:t>
+      </w:r>
+      <w:hyperlink r:id="rId9">
+        <w:r>
+          <w:rPr>
+            <w:color w:val="0563C1"/>
+            <w:u w:val="single"/>
+            <w:sz w:val="18"/>
+            <w:rFonts w:ascii="Calibri" w:hAnsi="Calibri"/>
+          </w:rPr>
+          <w:t xml:space="preserve">Закон РК от 07.01.2003 № 370 (Adilet)</w:t>
+        </w:r>
+      </w:hyperlink>
+      <w:r>
+        <w:rPr>
+          <w:rFonts w:ascii="Calibri" w:hAnsi="Calibri" w:eastAsia="Calibri"/>
+          <w:b w:val="0"/>
+          <w:i w:val="0"/>
+          <w:color w:val="535353"/>
+          <w:sz w:val="18"/>
+        </w:rPr>
+        <w:t xml:space="preserve">  ·  </w:t>
+      </w:r>
+      <w:hyperlink r:id="rId10">
+        <w:r>
+          <w:rPr>
+            <w:color w:val="0563C1"/>
+            <w:u w:val="single"/>
+            <w:sz w:val="18"/>
+            <w:rFonts w:ascii="Calibri" w:hAnsi="Calibri"/>
+          </w:rPr>
+          <w:t xml:space="preserve">Решение Коллегии ЕЭК от 22.08.2023 № 120</w:t>
+        </w:r>
+      </w:hyperlink>
+      <w:r>
+        <w:rPr>
+          <w:rFonts w:ascii="Calibri" w:hAnsi="Calibri" w:eastAsia="Calibri"/>
+          <w:b w:val="0"/>
+          <w:i w:val="0"/>
+          <w:color w:val="535353"/>
+          <w:sz w:val="18"/>
+        </w:rPr>
+        <w:t xml:space="preserve">  ·  </w:t>
+      </w:r>
+      <w:hyperlink r:id="rId11">
+        <w:r>
+          <w:rPr>
+            <w:color w:val="0563C1"/>
+            <w:u w:val="single"/>
+            <w:sz w:val="18"/>
+            <w:rFonts w:ascii="Calibri" w:hAnsi="Calibri"/>
+          </w:rPr>
+          <w:t xml:space="preserve">Текст Решения № 120 (Альта‑Софт)</w:t>
+        </w:r>
+      </w:hyperlink>
+    </w:p>
+    <w:p>
+      <w:r>
+        <w:rPr>
+          <w:rFonts w:ascii="Calibri" w:hAnsi="Calibri" w:eastAsia="Calibri"/>
+          <w:b w:val="0"/>
+          <w:i w:val="0"/>
           <w:sz w:val="24"/>
         </w:rPr>
         <w:t>В ЕАЭС действует Решение Коллегии ЕЭК от 22.08.2023 № 120: правила признания ЭП/ЭЦП и обеспечения юридической силы электронных документов при трансграничном взаимодействии юридических лиц с уполномоченными органами государств‑членов и ЕЭК с использованием ДТС. Документ в силе с 23.09.2023.</w:t>
       </w:r>
     </w:p>
     <w:p>
+      <w:pPr>
+        <w:spacing w:before="0" w:after="200"/>
+      </w:pPr>
       <w:r>
         <w:rPr>
           <w:rFonts w:ascii="Calibri" w:hAnsi="Calibri" w:eastAsia="Calibri"/>
           <w:b w:val="0"/>
+          <w:i/>
+          <w:color w:val="535353"/>
+          <w:sz w:val="18"/>
+        </w:rPr>
+        <w:t xml:space="preserve">Проверить: </w:t>
+      </w:r>
+      <w:hyperlink r:id="rId9">
+        <w:r>
+          <w:rPr>
+            <w:color w:val="0563C1"/>
+            <w:u w:val="single"/>
+            <w:sz w:val="18"/>
+            <w:rFonts w:ascii="Calibri" w:hAnsi="Calibri"/>
+          </w:rPr>
+          <w:t xml:space="preserve">Закон РК от 07.01.2003 № 370 (Adilet)</w:t>
+        </w:r>
+      </w:hyperlink>
+      <w:r>
+        <w:rPr>
+          <w:rFonts w:ascii="Calibri" w:hAnsi="Calibri" w:eastAsia="Calibri"/>
+          <w:b w:val="0"/>
+          <w:i w:val="0"/>
+          <w:color w:val="535353"/>
+          <w:sz w:val="18"/>
+        </w:rPr>
+        <w:t xml:space="preserve">  ·  </w:t>
+      </w:r>
+      <w:hyperlink r:id="rId10">
+        <w:r>
+          <w:rPr>
+            <w:color w:val="0563C1"/>
+            <w:u w:val="single"/>
+            <w:sz w:val="18"/>
+            <w:rFonts w:ascii="Calibri" w:hAnsi="Calibri"/>
+          </w:rPr>
+          <w:t xml:space="preserve">Решение Коллегии ЕЭК от 22.08.2023 № 120</w:t>
+        </w:r>
+      </w:hyperlink>
+      <w:r>
+        <w:rPr>
+          <w:rFonts w:ascii="Calibri" w:hAnsi="Calibri" w:eastAsia="Calibri"/>
+          <w:b w:val="0"/>
+          <w:i w:val="0"/>
+          <w:color w:val="535353"/>
+          <w:sz w:val="18"/>
+        </w:rPr>
+        <w:t xml:space="preserve">  ·  </w:t>
+      </w:r>
+      <w:hyperlink r:id="rId11">
+        <w:r>
+          <w:rPr>
+            <w:color w:val="0563C1"/>
+            <w:u w:val="single"/>
+            <w:sz w:val="18"/>
+            <w:rFonts w:ascii="Calibri" w:hAnsi="Calibri"/>
+          </w:rPr>
+          <w:t xml:space="preserve">Текст Решения № 120 (Альта‑Софт)</w:t>
+        </w:r>
+      </w:hyperlink>
+    </w:p>
+    <w:p>
+      <w:r>
+        <w:rPr>
+          <w:rFonts w:ascii="Calibri" w:hAnsi="Calibri" w:eastAsia="Calibri"/>
+          <w:b w:val="0"/>
+          <w:i w:val="0"/>
           <w:sz w:val="24"/>
         </w:rPr>
         <w:t>Важно: Решение № 120 закрывает в первую очередь B2G (хозяйствующий субъект ↔ орган / ЕЭК), а не весь частный B2B‑обмен между компаниями разных стран Союза.</w:t>
       </w:r>
+    </w:p>
+    <w:p>
+      <w:pPr>
+        <w:spacing w:before="0" w:after="200"/>
+      </w:pPr>
+      <w:r>
+        <w:rPr>
+          <w:rFonts w:ascii="Calibri" w:hAnsi="Calibri" w:eastAsia="Calibri"/>
+          <w:b w:val="0"/>
+          <w:i/>
+          <w:color w:val="535353"/>
+          <w:sz w:val="18"/>
+        </w:rPr>
+        <w:t xml:space="preserve">Проверить: </w:t>
+      </w:r>
+      <w:hyperlink r:id="rId9">
+        <w:r>
+          <w:rPr>
+            <w:color w:val="0563C1"/>
+            <w:u w:val="single"/>
+            <w:sz w:val="18"/>
+            <w:rFonts w:ascii="Calibri" w:hAnsi="Calibri"/>
+          </w:rPr>
+          <w:t xml:space="preserve">Закон РК от 07.01.2003 № 370 (Adilet)</w:t>
+        </w:r>
+      </w:hyperlink>
+      <w:r>
+        <w:rPr>
+          <w:rFonts w:ascii="Calibri" w:hAnsi="Calibri" w:eastAsia="Calibri"/>
+          <w:b w:val="0"/>
+          <w:i w:val="0"/>
+          <w:color w:val="535353"/>
+          <w:sz w:val="18"/>
+        </w:rPr>
+        <w:t xml:space="preserve">  ·  </w:t>
+      </w:r>
+      <w:hyperlink r:id="rId10">
+        <w:r>
+          <w:rPr>
+            <w:color w:val="0563C1"/>
+            <w:u w:val="single"/>
+            <w:sz w:val="18"/>
+            <w:rFonts w:ascii="Calibri" w:hAnsi="Calibri"/>
+          </w:rPr>
+          <w:t xml:space="preserve">Решение Коллегии ЕЭК от 22.08.2023 № 120</w:t>
+        </w:r>
+      </w:hyperlink>
+      <w:r>
+        <w:rPr>
+          <w:rFonts w:ascii="Calibri" w:hAnsi="Calibri" w:eastAsia="Calibri"/>
+          <w:b w:val="0"/>
+          <w:i w:val="0"/>
+          <w:color w:val="535353"/>
+          <w:sz w:val="18"/>
+        </w:rPr>
+        <w:t xml:space="preserve">  ·  </w:t>
+      </w:r>
+      <w:hyperlink r:id="rId11">
+        <w:r>
+          <w:rPr>
+            <w:color w:val="0563C1"/>
+            <w:u w:val="single"/>
+            <w:sz w:val="18"/>
+            <w:rFonts w:ascii="Calibri" w:hAnsi="Calibri"/>
+          </w:rPr>
+          <w:t xml:space="preserve">Текст Решения № 120 (Альта‑Софт)</w:t>
+        </w:r>
+      </w:hyperlink>
     </w:p>
     <w:p>
       <w:pPr>
@@ -129,6 +561,7 @@
         <w:rPr>
           <w:rFonts w:ascii="Calibri" w:hAnsi="Calibri" w:eastAsia="Calibri"/>
           <w:b w:val="0"/>
+          <w:i w:val="0"/>
           <w:sz w:val="24"/>
         </w:rPr>
         <w:t>Прямое законодательное понятие электронного документа и ЭЦП.</w:t>
@@ -142,6 +575,7 @@
         <w:rPr>
           <w:rFonts w:ascii="Calibri" w:hAnsi="Calibri" w:eastAsia="Calibri"/>
           <w:b w:val="0"/>
+          <w:i w:val="0"/>
           <w:sz w:val="24"/>
         </w:rPr>
         <w:t>ДТС как инфраструктурный мост трансграничного доверия.</w:t>
@@ -155,6 +589,7 @@
         <w:rPr>
           <w:rFonts w:ascii="Calibri" w:hAnsi="Calibri" w:eastAsia="Calibri"/>
           <w:b w:val="0"/>
+          <w:i w:val="0"/>
           <w:sz w:val="24"/>
         </w:rPr>
         <w:t>Интеграция с правилами ЕАЭС для взаимодействия с органами и ЕЭК.</w:t>
@@ -168,10 +603,79 @@
         <w:rPr>
           <w:rFonts w:ascii="Calibri" w:hAnsi="Calibri" w:eastAsia="Calibri"/>
           <w:b w:val="0"/>
+          <w:i w:val="0"/>
           <w:sz w:val="24"/>
         </w:rPr>
         <w:t>Признание иностранной ЭЦП при «переводе доверия» через ДТС, а не через универсальное взаимное признание как в ЕС.</w:t>
       </w:r>
+    </w:p>
+    <w:p>
+      <w:pPr>
+        <w:spacing w:before="0" w:after="200"/>
+      </w:pPr>
+      <w:r>
+        <w:rPr>
+          <w:rFonts w:ascii="Calibri" w:hAnsi="Calibri" w:eastAsia="Calibri"/>
+          <w:b w:val="0"/>
+          <w:i/>
+          <w:color w:val="535353"/>
+          <w:sz w:val="18"/>
+        </w:rPr>
+        <w:t xml:space="preserve">Проверить: </w:t>
+      </w:r>
+      <w:hyperlink r:id="rId9">
+        <w:r>
+          <w:rPr>
+            <w:color w:val="0563C1"/>
+            <w:u w:val="single"/>
+            <w:sz w:val="18"/>
+            <w:rFonts w:ascii="Calibri" w:hAnsi="Calibri"/>
+          </w:rPr>
+          <w:t xml:space="preserve">Закон РК от 07.01.2003 № 370 (Adilet)</w:t>
+        </w:r>
+      </w:hyperlink>
+      <w:r>
+        <w:rPr>
+          <w:rFonts w:ascii="Calibri" w:hAnsi="Calibri" w:eastAsia="Calibri"/>
+          <w:b w:val="0"/>
+          <w:i w:val="0"/>
+          <w:color w:val="535353"/>
+          <w:sz w:val="18"/>
+        </w:rPr>
+        <w:t xml:space="preserve">  ·  </w:t>
+      </w:r>
+      <w:hyperlink r:id="rId10">
+        <w:r>
+          <w:rPr>
+            <w:color w:val="0563C1"/>
+            <w:u w:val="single"/>
+            <w:sz w:val="18"/>
+            <w:rFonts w:ascii="Calibri" w:hAnsi="Calibri"/>
+          </w:rPr>
+          <w:t xml:space="preserve">Решение Коллегии ЕЭК от 22.08.2023 № 120</w:t>
+        </w:r>
+      </w:hyperlink>
+      <w:r>
+        <w:rPr>
+          <w:rFonts w:ascii="Calibri" w:hAnsi="Calibri" w:eastAsia="Calibri"/>
+          <w:b w:val="0"/>
+          <w:i w:val="0"/>
+          <w:color w:val="535353"/>
+          <w:sz w:val="18"/>
+        </w:rPr>
+        <w:t xml:space="preserve">  ·  </w:t>
+      </w:r>
+      <w:hyperlink r:id="rId11">
+        <w:r>
+          <w:rPr>
+            <w:color w:val="0563C1"/>
+            <w:u w:val="single"/>
+            <w:sz w:val="18"/>
+            <w:rFonts w:ascii="Calibri" w:hAnsi="Calibri"/>
+          </w:rPr>
+          <w:t xml:space="preserve">Текст Решения № 120 (Альта‑Софт)</w:t>
+        </w:r>
+      </w:hyperlink>
     </w:p>
     <w:p>
       <w:pPr>
@@ -189,6 +693,7 @@
         <w:rPr>
           <w:rFonts w:ascii="Calibri" w:hAnsi="Calibri" w:eastAsia="Calibri"/>
           <w:b w:val="0"/>
+          <w:i w:val="0"/>
           <w:sz w:val="24"/>
         </w:rPr>
         <w:t>Юридическая сила электронного документа и подписи — прежде всего ФЗ от 06.04.2011 № 63‑ФЗ (ПЭП / УНЭП / УКЭП).</w:t>
@@ -202,6 +707,7 @@
         <w:rPr>
           <w:rFonts w:ascii="Calibri" w:hAnsi="Calibri" w:eastAsia="Calibri"/>
           <w:b w:val="0"/>
+          <w:i w:val="0"/>
           <w:sz w:val="24"/>
         </w:rPr>
         <w:t>B2B‑ЭДО (счета‑фактуры, УПД и др.) — через операторов ЭДО и отраслевые требования ФНС / Минфина.</w:t>
@@ -215,6 +721,7 @@
         <w:rPr>
           <w:rFonts w:ascii="Calibri" w:hAnsi="Calibri" w:eastAsia="Calibri"/>
           <w:b w:val="0"/>
+          <w:i w:val="0"/>
           <w:sz w:val="24"/>
         </w:rPr>
         <w:t>Кадровый ЭДО — ст. 22.1–22.3 ТК РФ (согласие работника, виды ЭП, исключения).</w:t>
@@ -228,6 +735,7 @@
         <w:rPr>
           <w:rFonts w:ascii="Calibri" w:hAnsi="Calibri" w:eastAsia="Calibri"/>
           <w:b w:val="0"/>
+          <w:i w:val="0"/>
           <w:sz w:val="24"/>
         </w:rPr>
         <w:t>Трансграничное признание иностранных ЭП — ст. 7 63‑ФЗ: международные договоры, соглашение сторон, существенная эквивалентность; в ЕАЭС — через службу доверенной третьей стороны (ДТС).</w:t>
@@ -241,16 +749,107 @@
         <w:rPr>
           <w:rFonts w:ascii="Calibri" w:hAnsi="Calibri" w:eastAsia="Calibri"/>
           <w:b w:val="0"/>
+          <w:i w:val="0"/>
           <w:sz w:val="24"/>
         </w:rPr>
         <w:t>С августа 2026: ФЗ от 04.08.2026 № 315‑ФЗ — правила УКЭП для международных (межправительственных) организаций и их филиалов/представительств в РФ; квалифицированный сертификат выдаёт УЦ ФНС России.</w:t>
       </w:r>
     </w:p>
     <w:p>
+      <w:pPr>
+        <w:spacing w:before="0" w:after="200"/>
+      </w:pPr>
       <w:r>
         <w:rPr>
           <w:rFonts w:ascii="Calibri" w:hAnsi="Calibri" w:eastAsia="Calibri"/>
           <w:b w:val="0"/>
+          <w:i/>
+          <w:color w:val="535353"/>
+          <w:sz w:val="18"/>
+        </w:rPr>
+        <w:t xml:space="preserve">Проверить: </w:t>
+      </w:r>
+      <w:hyperlink r:id="rId12">
+        <w:r>
+          <w:rPr>
+            <w:color w:val="0563C1"/>
+            <w:u w:val="single"/>
+            <w:sz w:val="18"/>
+            <w:rFonts w:ascii="Calibri" w:hAnsi="Calibri"/>
+          </w:rPr>
+          <w:t xml:space="preserve">ФЗ от 06.04.2011 № 63‑ФЗ «Об электронной подписи»</w:t>
+        </w:r>
+      </w:hyperlink>
+      <w:r>
+        <w:rPr>
+          <w:rFonts w:ascii="Calibri" w:hAnsi="Calibri" w:eastAsia="Calibri"/>
+          <w:b w:val="0"/>
+          <w:i w:val="0"/>
+          <w:color w:val="535353"/>
+          <w:sz w:val="18"/>
+        </w:rPr>
+        <w:t xml:space="preserve">  ·  </w:t>
+      </w:r>
+      <w:hyperlink r:id="rId13">
+        <w:r>
+          <w:rPr>
+            <w:color w:val="0563C1"/>
+            <w:u w:val="single"/>
+            <w:sz w:val="18"/>
+            <w:rFonts w:ascii="Calibri" w:hAnsi="Calibri"/>
+          </w:rPr>
+          <w:t xml:space="preserve">ТК РФ, ст. 22.1–22.3 (кадровый ЭДО)</w:t>
+        </w:r>
+      </w:hyperlink>
+      <w:r>
+        <w:rPr>
+          <w:rFonts w:ascii="Calibri" w:hAnsi="Calibri" w:eastAsia="Calibri"/>
+          <w:b w:val="0"/>
+          <w:i w:val="0"/>
+          <w:color w:val="535353"/>
+          <w:sz w:val="18"/>
+        </w:rPr>
+        <w:t xml:space="preserve">  ·  </w:t>
+      </w:r>
+      <w:hyperlink r:id="rId14">
+        <w:r>
+          <w:rPr>
+            <w:color w:val="0563C1"/>
+            <w:u w:val="single"/>
+            <w:sz w:val="18"/>
+            <w:rFonts w:ascii="Calibri" w:hAnsi="Calibri"/>
+          </w:rPr>
+          <w:t xml:space="preserve">ФЗ от 04.08.2026 № 315‑ФЗ (УКЭП международных организаций)</w:t>
+        </w:r>
+      </w:hyperlink>
+      <w:r>
+        <w:rPr>
+          <w:rFonts w:ascii="Calibri" w:hAnsi="Calibri" w:eastAsia="Calibri"/>
+          <w:b w:val="0"/>
+          <w:i w:val="0"/>
+          <w:color w:val="535353"/>
+          <w:sz w:val="18"/>
+        </w:rPr>
+        <w:t xml:space="preserve">  ·  </w:t>
+      </w:r>
+      <w:hyperlink r:id="rId10">
+        <w:r>
+          <w:rPr>
+            <w:color w:val="0563C1"/>
+            <w:u w:val="single"/>
+            <w:sz w:val="18"/>
+            <w:rFonts w:ascii="Calibri" w:hAnsi="Calibri"/>
+          </w:rPr>
+          <w:t xml:space="preserve">Решение Коллегии ЕЭК от 22.08.2023 № 120 (ДТС ЕАЭС)</w:t>
+        </w:r>
+      </w:hyperlink>
+    </w:p>
+    <w:p>
+      <w:r>
+        <w:rPr>
+          <w:rFonts w:ascii="Calibri" w:hAnsi="Calibri" w:eastAsia="Calibri"/>
+          <w:b w:val="0"/>
+          <w:i w:val="0"/>
           <w:sz w:val="24"/>
         </w:rPr>
         <w:t>Источники по РФ (для сверки):</w:t>
@@ -264,11 +863,12 @@
         <w:rPr>
           <w:rFonts w:ascii="Calibri" w:hAnsi="Calibri" w:eastAsia="Calibri"/>
           <w:b w:val="0"/>
+          <w:i w:val="0"/>
           <w:sz w:val="22"/>
         </w:rPr>
         <w:t xml:space="preserve">ФЗ от 06.04.2011 № 63‑ФЗ «Об электронной подписи»: </w:t>
       </w:r>
-      <w:hyperlink r:id="rId9">
+      <w:hyperlink r:id="rId12">
         <w:r>
           <w:rPr>
             <w:color w:val="0563C1"/>
@@ -288,11 +888,12 @@
         <w:rPr>
           <w:rFonts w:ascii="Calibri" w:hAnsi="Calibri" w:eastAsia="Calibri"/>
           <w:b w:val="0"/>
+          <w:i w:val="0"/>
           <w:sz w:val="22"/>
         </w:rPr>
         <w:t xml:space="preserve">ТК РФ, ст. 22.1–22.3 (кадровый ЭДО): </w:t>
       </w:r>
-      <w:hyperlink r:id="rId10">
+      <w:hyperlink r:id="rId13">
         <w:r>
           <w:rPr>
             <w:color w:val="0563C1"/>
@@ -312,11 +913,12 @@
         <w:rPr>
           <w:rFonts w:ascii="Calibri" w:hAnsi="Calibri" w:eastAsia="Calibri"/>
           <w:b w:val="0"/>
+          <w:i w:val="0"/>
           <w:sz w:val="22"/>
         </w:rPr>
         <w:t xml:space="preserve">ФЗ от 04.08.2026 № 315‑ФЗ (УКЭП международных организаций): </w:t>
       </w:r>
-      <w:hyperlink r:id="rId11">
+      <w:hyperlink r:id="rId14">
         <w:r>
           <w:rPr>
             <w:color w:val="0563C1"/>
@@ -336,11 +938,12 @@
         <w:rPr>
           <w:rFonts w:ascii="Calibri" w:hAnsi="Calibri" w:eastAsia="Calibri"/>
           <w:b w:val="0"/>
+          <w:i w:val="0"/>
           <w:sz w:val="22"/>
         </w:rPr>
         <w:t xml:space="preserve">Решение Коллегии ЕЭК от 22.08.2023 № 120 (ДТС ЕАЭС): </w:t>
       </w:r>
-      <w:hyperlink r:id="rId12">
+      <w:hyperlink r:id="rId10">
         <w:r>
           <w:rPr>
             <w:color w:val="0563C1"/>
@@ -367,14 +970,15 @@
         <w:tblLook w:firstColumn="1" w:firstRow="1" w:lastColumn="0" w:lastRow="0" w:noHBand="0" w:noVBand="1" w:val="04A0"/>
       </w:tblPr>
       <w:tblGrid>
-        <w:gridCol w:w="3175"/>
-        <w:gridCol w:w="3175"/>
-        <w:gridCol w:w="3175"/>
+        <w:gridCol w:w="2381"/>
+        <w:gridCol w:w="2381"/>
+        <w:gridCol w:w="2381"/>
+        <w:gridCol w:w="2381"/>
       </w:tblGrid>
       <w:tr>
         <w:tc>
           <w:tcPr>
-            <w:tcW w:type="dxa" w:w="3175"/>
+            <w:tcW w:type="dxa" w:w="2381"/>
             <w:shd w:fill="1F4E79" w:val="clear"/>
           </w:tcPr>
           <w:p>
@@ -383,6 +987,7 @@
               <w:rPr>
                 <w:rFonts w:ascii="Calibri" w:hAnsi="Calibri" w:eastAsia="Calibri"/>
                 <w:b/>
+                <w:i w:val="0"/>
                 <w:color w:val="FFFFFF"/>
                 <w:sz w:val="20"/>
               </w:rPr>
@@ -392,7 +997,7 @@
         </w:tc>
         <w:tc>
           <w:tcPr>
-            <w:tcW w:type="dxa" w:w="3175"/>
+            <w:tcW w:type="dxa" w:w="2381"/>
             <w:shd w:fill="1F4E79" w:val="clear"/>
           </w:tcPr>
           <w:p>
@@ -401,6 +1006,7 @@
               <w:rPr>
                 <w:rFonts w:ascii="Calibri" w:hAnsi="Calibri" w:eastAsia="Calibri"/>
                 <w:b/>
+                <w:i w:val="0"/>
                 <w:color w:val="FFFFFF"/>
                 <w:sz w:val="20"/>
               </w:rPr>
@@ -410,7 +1016,7 @@
         </w:tc>
         <w:tc>
           <w:tcPr>
-            <w:tcW w:type="dxa" w:w="3175"/>
+            <w:tcW w:type="dxa" w:w="2381"/>
             <w:shd w:fill="1F4E79" w:val="clear"/>
           </w:tcPr>
           <w:p>
@@ -419,6 +1025,7 @@
               <w:rPr>
                 <w:rFonts w:ascii="Calibri" w:hAnsi="Calibri" w:eastAsia="Calibri"/>
                 <w:b/>
+                <w:i w:val="0"/>
                 <w:color w:val="FFFFFF"/>
                 <w:sz w:val="20"/>
               </w:rPr>
@@ -426,11 +1033,10 @@
             </w:r>
           </w:p>
         </w:tc>
-      </w:tr>
-      <w:tr>
         <w:tc>
           <w:tcPr>
-            <w:tcW w:type="dxa" w:w="3175"/>
+            <w:tcW w:type="dxa" w:w="2381"/>
+            <w:shd w:fill="1F4E79" w:val="clear"/>
           </w:tcPr>
           <w:p>
             <w:r/>
@@ -438,6 +1044,27 @@
               <w:rPr>
                 <w:rFonts w:ascii="Calibri" w:hAnsi="Calibri" w:eastAsia="Calibri"/>
                 <w:b/>
+                <w:i w:val="0"/>
+                <w:color w:val="FFFFFF"/>
+                <w:sz w:val="20"/>
+              </w:rPr>
+              <w:t>Проверить</w:t>
+            </w:r>
+          </w:p>
+        </w:tc>
+      </w:tr>
+      <w:tr>
+        <w:tc>
+          <w:tcPr>
+            <w:tcW w:type="dxa" w:w="2381"/>
+          </w:tcPr>
+          <w:p>
+            <w:r/>
+            <w:r>
+              <w:rPr>
+                <w:rFonts w:ascii="Calibri" w:hAnsi="Calibri" w:eastAsia="Calibri"/>
+                <w:b/>
+                <w:i w:val="0"/>
                 <w:sz w:val="20"/>
               </w:rPr>
               <w:t>Юридическая сила</w:t>
@@ -446,7 +1073,7 @@
         </w:tc>
         <w:tc>
           <w:tcPr>
-            <w:tcW w:type="dxa" w:w="3175"/>
+            <w:tcW w:type="dxa" w:w="2381"/>
           </w:tcPr>
           <w:p>
             <w:r/>
@@ -454,6 +1081,7 @@
               <w:rPr>
                 <w:rFonts w:ascii="Calibri" w:hAnsi="Calibri" w:eastAsia="Calibri"/>
                 <w:b w:val="0"/>
+                <w:i w:val="0"/>
                 <w:sz w:val="20"/>
               </w:rPr>
               <w:t>Электронный документ с ЭЦП имеет силу при соблюдении закона; ЭЦП приравнивается к собственноручной при условиях закона</w:t>
@@ -462,7 +1090,7 @@
         </w:tc>
         <w:tc>
           <w:tcPr>
-            <w:tcW w:type="dxa" w:w="3175"/>
+            <w:tcW w:type="dxa" w:w="2381"/>
           </w:tcPr>
           <w:p>
             <w:r/>
@@ -470,17 +1098,37 @@
               <w:rPr>
                 <w:rFonts w:ascii="Calibri" w:hAnsi="Calibri" w:eastAsia="Calibri"/>
                 <w:b w:val="0"/>
+                <w:i w:val="0"/>
                 <w:sz w:val="20"/>
               </w:rPr>
               <w:t>Эл. документ с ЭП признаётся при соблюдении вида подписи и закона/соглашения (63‑ФЗ)</w:t>
             </w:r>
           </w:p>
         </w:tc>
+        <w:tc>
+          <w:tcPr>
+            <w:tcW w:type="dxa" w:w="2381"/>
+          </w:tcPr>
+          <w:p>
+            <w:r/>
+            <w:hyperlink r:id="rId9">
+              <w:r>
+                <w:rPr>
+                  <w:color w:val="0563C1"/>
+                  <w:u w:val="single"/>
+                  <w:sz w:val="18"/>
+                  <w:rFonts w:ascii="Calibri" w:hAnsi="Calibri"/>
+                </w:rPr>
+                <w:t xml:space="preserve">Закон РК от 07.01.2003 № 370 (Adilet)</w:t>
+              </w:r>
+            </w:hyperlink>
+          </w:p>
+        </w:tc>
       </w:tr>
       <w:tr>
         <w:tc>
           <w:tcPr>
-            <w:tcW w:type="dxa" w:w="3175"/>
+            <w:tcW w:type="dxa" w:w="2381"/>
           </w:tcPr>
           <w:p>
             <w:r/>
@@ -488,6 +1136,7 @@
               <w:rPr>
                 <w:rFonts w:ascii="Calibri" w:hAnsi="Calibri" w:eastAsia="Calibri"/>
                 <w:b/>
+                <w:i w:val="0"/>
                 <w:sz w:val="20"/>
               </w:rPr>
               <w:t>Модель подписи</w:t>
@@ -496,7 +1145,7 @@
         </w:tc>
         <w:tc>
           <w:tcPr>
-            <w:tcW w:type="dxa" w:w="3175"/>
+            <w:tcW w:type="dxa" w:w="2381"/>
           </w:tcPr>
           <w:p>
             <w:r/>
@@ -504,6 +1153,7 @@
               <w:rPr>
                 <w:rFonts w:ascii="Calibri" w:hAnsi="Calibri" w:eastAsia="Calibri"/>
                 <w:b w:val="0"/>
+                <w:i w:val="0"/>
                 <w:sz w:val="20"/>
               </w:rPr>
               <w:t>PKI‑центричная модель ЭЦП / удостоверяющих центров</w:t>
@@ -512,7 +1162,7 @@
         </w:tc>
         <w:tc>
           <w:tcPr>
-            <w:tcW w:type="dxa" w:w="3175"/>
+            <w:tcW w:type="dxa" w:w="2381"/>
           </w:tcPr>
           <w:p>
             <w:r/>
@@ -520,17 +1170,37 @@
               <w:rPr>
                 <w:rFonts w:ascii="Calibri" w:hAnsi="Calibri" w:eastAsia="Calibri"/>
                 <w:b w:val="0"/>
+                <w:i w:val="0"/>
                 <w:sz w:val="20"/>
               </w:rPr>
               <w:t>ПЭП / УНЭП / УКЭП</w:t>
             </w:r>
           </w:p>
         </w:tc>
+        <w:tc>
+          <w:tcPr>
+            <w:tcW w:type="dxa" w:w="2381"/>
+          </w:tcPr>
+          <w:p>
+            <w:r/>
+            <w:hyperlink r:id="rId12">
+              <w:r>
+                <w:rPr>
+                  <w:color w:val="0563C1"/>
+                  <w:u w:val="single"/>
+                  <w:sz w:val="18"/>
+                  <w:rFonts w:ascii="Calibri" w:hAnsi="Calibri"/>
+                </w:rPr>
+                <w:t xml:space="preserve">ФЗ от 06.04.2011 № 63‑ФЗ «Об электронной подписи»</w:t>
+              </w:r>
+            </w:hyperlink>
+          </w:p>
+        </w:tc>
       </w:tr>
       <w:tr>
         <w:tc>
           <w:tcPr>
-            <w:tcW w:type="dxa" w:w="3175"/>
+            <w:tcW w:type="dxa" w:w="2381"/>
           </w:tcPr>
           <w:p>
             <w:r/>
@@ -538,6 +1208,7 @@
               <w:rPr>
                 <w:rFonts w:ascii="Calibri" w:hAnsi="Calibri" w:eastAsia="Calibri"/>
                 <w:b/>
+                <w:i w:val="0"/>
                 <w:sz w:val="20"/>
               </w:rPr>
               <w:t>Инфраструктура доверия</w:t>
@@ -546,7 +1217,7 @@
         </w:tc>
         <w:tc>
           <w:tcPr>
-            <w:tcW w:type="dxa" w:w="3175"/>
+            <w:tcW w:type="dxa" w:w="2381"/>
           </w:tcPr>
           <w:p>
             <w:r/>
@@ -554,6 +1225,7 @@
               <w:rPr>
                 <w:rFonts w:ascii="Calibri" w:hAnsi="Calibri" w:eastAsia="Calibri"/>
                 <w:b w:val="0"/>
+                <w:i w:val="0"/>
                 <w:sz w:val="20"/>
               </w:rPr>
               <w:t>Удостоверяющие центры; доверенная третья сторона (ДТС) для трансграничной проверки</w:t>
@@ -562,7 +1234,7 @@
         </w:tc>
         <w:tc>
           <w:tcPr>
-            <w:tcW w:type="dxa" w:w="3175"/>
+            <w:tcW w:type="dxa" w:w="2381"/>
           </w:tcPr>
           <w:p>
             <w:r/>
@@ -570,17 +1242,37 @@
               <w:rPr>
                 <w:rFonts w:ascii="Calibri" w:hAnsi="Calibri" w:eastAsia="Calibri"/>
                 <w:b w:val="0"/>
+                <w:i w:val="0"/>
                 <w:sz w:val="20"/>
               </w:rPr>
               <w:t>Аккредитованные УЦ, операторы ЭДО, УЦ ФНС</w:t>
             </w:r>
           </w:p>
         </w:tc>
+        <w:tc>
+          <w:tcPr>
+            <w:tcW w:type="dxa" w:w="2381"/>
+          </w:tcPr>
+          <w:p>
+            <w:r/>
+            <w:hyperlink r:id="rId9">
+              <w:r>
+                <w:rPr>
+                  <w:color w:val="0563C1"/>
+                  <w:u w:val="single"/>
+                  <w:sz w:val="18"/>
+                  <w:rFonts w:ascii="Calibri" w:hAnsi="Calibri"/>
+                </w:rPr>
+                <w:t xml:space="preserve">Закон РК от 07.01.2003 № 370 (Adilet)</w:t>
+              </w:r>
+            </w:hyperlink>
+          </w:p>
+        </w:tc>
       </w:tr>
       <w:tr>
         <w:tc>
           <w:tcPr>
-            <w:tcW w:type="dxa" w:w="3175"/>
+            <w:tcW w:type="dxa" w:w="2381"/>
           </w:tcPr>
           <w:p>
             <w:r/>
@@ -588,6 +1280,7 @@
               <w:rPr>
                 <w:rFonts w:ascii="Calibri" w:hAnsi="Calibri" w:eastAsia="Calibri"/>
                 <w:b/>
+                <w:i w:val="0"/>
                 <w:sz w:val="20"/>
               </w:rPr>
               <w:t>Трансграничность</w:t>
@@ -596,7 +1289,7 @@
         </w:tc>
         <w:tc>
           <w:tcPr>
-            <w:tcW w:type="dxa" w:w="3175"/>
+            <w:tcW w:type="dxa" w:w="2381"/>
           </w:tcPr>
           <w:p>
             <w:r/>
@@ -604,6 +1297,7 @@
               <w:rPr>
                 <w:rFonts w:ascii="Calibri" w:hAnsi="Calibri" w:eastAsia="Calibri"/>
                 <w:b w:val="0"/>
+                <w:i w:val="0"/>
                 <w:sz w:val="20"/>
               </w:rPr>
               <w:t>Признание через ДТС РК / ДТС государств ЕАЭС; правила ЕЭК № 120 для B2G с органами и ЕЭК</w:t>
@@ -612,7 +1306,7 @@
         </w:tc>
         <w:tc>
           <w:tcPr>
-            <w:tcW w:type="dxa" w:w="3175"/>
+            <w:tcW w:type="dxa" w:w="2381"/>
           </w:tcPr>
           <w:p>
             <w:r/>
@@ -620,10 +1314,30 @@
               <w:rPr>
                 <w:rFonts w:ascii="Calibri" w:hAnsi="Calibri" w:eastAsia="Calibri"/>
                 <w:b w:val="0"/>
+                <w:i w:val="0"/>
                 <w:sz w:val="20"/>
               </w:rPr>
               <w:t>Ст. 7 63‑ФЗ, договоры сторон, ДТС ЕАЭС; 315‑ФЗ — УКЭП международных организаций</w:t>
             </w:r>
+          </w:p>
+        </w:tc>
+        <w:tc>
+          <w:tcPr>
+            <w:tcW w:type="dxa" w:w="2381"/>
+          </w:tcPr>
+          <w:p>
+            <w:r/>
+            <w:hyperlink r:id="rId12">
+              <w:r>
+                <w:rPr>
+                  <w:color w:val="0563C1"/>
+                  <w:u w:val="single"/>
+                  <w:sz w:val="18"/>
+                  <w:rFonts w:ascii="Calibri" w:hAnsi="Calibri"/>
+                </w:rPr>
+                <w:t xml:space="preserve">Ст. 7 63‑ФЗ — признание иностранных электронных подписей</w:t>
+              </w:r>
+            </w:hyperlink>
           </w:p>
         </w:tc>
       </w:tr>
@@ -637,6 +1351,7 @@
         <w:rPr>
           <w:rFonts w:ascii="Calibri" w:hAnsi="Calibri" w:eastAsia="Calibri"/>
           <w:b w:val="0"/>
+          <w:i w:val="0"/>
           <w:sz w:val="24"/>
         </w:rPr>
         <w:t>Наиболее близкая к РФ модель среди рассмотренных юрисдикций (ЭЦП, УЦ, осторожное признание иностранной подписи).</w:t>
@@ -650,6 +1365,7 @@
         <w:rPr>
           <w:rFonts w:ascii="Calibri" w:hAnsi="Calibri" w:eastAsia="Calibri"/>
           <w:b w:val="0"/>
+          <w:i w:val="0"/>
           <w:sz w:val="24"/>
         </w:rPr>
         <w:t>Отличие: в ЕАЭС акцент на ДТС как обязательном «переводчике доверия» между национальными PKI.</w:t>
@@ -663,6 +1379,7 @@
         <w:rPr>
           <w:rFonts w:ascii="Calibri" w:hAnsi="Calibri" w:eastAsia="Calibri"/>
           <w:b w:val="0"/>
+          <w:i w:val="0"/>
           <w:sz w:val="24"/>
         </w:rPr>
         <w:t>В РФ параллельно сильнее развит частный операторский B2B‑ЭДО (формализованный обмен счетами‑фактурами).</w:t>
@@ -676,10 +1393,121 @@
         <w:rPr>
           <w:rFonts w:ascii="Calibri" w:hAnsi="Calibri" w:eastAsia="Calibri"/>
           <w:b w:val="0"/>
+          <w:i w:val="0"/>
           <w:sz w:val="24"/>
         </w:rPr>
         <w:t>315‑ФЗ (2026) закрывает УКЭП международных организаций внутри РФ, но не заменяет ДТС для казахстанской/белорусской ЭЦП.</w:t>
       </w:r>
+    </w:p>
+    <w:p>
+      <w:pPr>
+        <w:spacing w:before="0" w:after="200"/>
+      </w:pPr>
+      <w:r>
+        <w:rPr>
+          <w:rFonts w:ascii="Calibri" w:hAnsi="Calibri" w:eastAsia="Calibri"/>
+          <w:b w:val="0"/>
+          <w:i/>
+          <w:color w:val="535353"/>
+          <w:sz w:val="18"/>
+        </w:rPr>
+        <w:t xml:space="preserve">Проверить: </w:t>
+      </w:r>
+      <w:hyperlink r:id="rId9">
+        <w:r>
+          <w:rPr>
+            <w:color w:val="0563C1"/>
+            <w:u w:val="single"/>
+            <w:sz w:val="18"/>
+            <w:rFonts w:ascii="Calibri" w:hAnsi="Calibri"/>
+          </w:rPr>
+          <w:t xml:space="preserve">Закон РК от 07.01.2003 № 370 (Adilet)</w:t>
+        </w:r>
+      </w:hyperlink>
+      <w:r>
+        <w:rPr>
+          <w:rFonts w:ascii="Calibri" w:hAnsi="Calibri" w:eastAsia="Calibri"/>
+          <w:b w:val="0"/>
+          <w:i w:val="0"/>
+          <w:color w:val="535353"/>
+          <w:sz w:val="18"/>
+        </w:rPr>
+        <w:t xml:space="preserve">  ·  </w:t>
+      </w:r>
+      <w:hyperlink r:id="rId10">
+        <w:r>
+          <w:rPr>
+            <w:color w:val="0563C1"/>
+            <w:u w:val="single"/>
+            <w:sz w:val="18"/>
+            <w:rFonts w:ascii="Calibri" w:hAnsi="Calibri"/>
+          </w:rPr>
+          <w:t xml:space="preserve">Решение Коллегии ЕЭК от 22.08.2023 № 120</w:t>
+        </w:r>
+      </w:hyperlink>
+      <w:r>
+        <w:rPr>
+          <w:rFonts w:ascii="Calibri" w:hAnsi="Calibri" w:eastAsia="Calibri"/>
+          <w:b w:val="0"/>
+          <w:i w:val="0"/>
+          <w:color w:val="535353"/>
+          <w:sz w:val="18"/>
+        </w:rPr>
+        <w:t xml:space="preserve">  ·  </w:t>
+      </w:r>
+      <w:hyperlink r:id="rId11">
+        <w:r>
+          <w:rPr>
+            <w:color w:val="0563C1"/>
+            <w:u w:val="single"/>
+            <w:sz w:val="18"/>
+            <w:rFonts w:ascii="Calibri" w:hAnsi="Calibri"/>
+          </w:rPr>
+          <w:t xml:space="preserve">Текст Решения № 120 (Альта‑Софт)</w:t>
+        </w:r>
+      </w:hyperlink>
+      <w:r>
+        <w:rPr>
+          <w:rFonts w:ascii="Calibri" w:hAnsi="Calibri" w:eastAsia="Calibri"/>
+          <w:b w:val="0"/>
+          <w:i w:val="0"/>
+          <w:color w:val="535353"/>
+          <w:sz w:val="18"/>
+        </w:rPr>
+        <w:t xml:space="preserve">  ·  </w:t>
+      </w:r>
+      <w:hyperlink r:id="rId12">
+        <w:r>
+          <w:rPr>
+            <w:color w:val="0563C1"/>
+            <w:u w:val="single"/>
+            <w:sz w:val="18"/>
+            <w:rFonts w:ascii="Calibri" w:hAnsi="Calibri"/>
+          </w:rPr>
+          <w:t xml:space="preserve">ФЗ от 06.04.2011 № 63‑ФЗ «Об электронной подписи»</w:t>
+        </w:r>
+      </w:hyperlink>
+      <w:r>
+        <w:rPr>
+          <w:rFonts w:ascii="Calibri" w:hAnsi="Calibri" w:eastAsia="Calibri"/>
+          <w:b w:val="0"/>
+          <w:i w:val="0"/>
+          <w:color w:val="535353"/>
+          <w:sz w:val="18"/>
+        </w:rPr>
+        <w:t xml:space="preserve">  ·  </w:t>
+      </w:r>
+      <w:hyperlink r:id="rId13">
+        <w:r>
+          <w:rPr>
+            <w:color w:val="0563C1"/>
+            <w:u w:val="single"/>
+            <w:sz w:val="18"/>
+            <w:rFonts w:ascii="Calibri" w:hAnsi="Calibri"/>
+          </w:rPr>
+          <w:t xml:space="preserve">ТК РФ, ст. 22.1–22.3 (кадровый ЭДО)</w:t>
+        </w:r>
+      </w:hyperlink>
     </w:p>
     <w:p>
       <w:pPr>
@@ -697,6 +1525,7 @@
         <w:rPr>
           <w:rFonts w:ascii="Calibri" w:hAnsi="Calibri" w:eastAsia="Calibri"/>
           <w:b w:val="0"/>
+          <w:i w:val="0"/>
           <w:sz w:val="24"/>
         </w:rPr>
         <w:t>Довести ДТС ЕАЭС до практического B2B, а не только B2G: понятные квитанции проверки как судебные доказательства.</w:t>
@@ -710,6 +1539,7 @@
         <w:rPr>
           <w:rFonts w:ascii="Calibri" w:hAnsi="Calibri" w:eastAsia="Calibri"/>
           <w:b w:val="0"/>
+          <w:i w:val="0"/>
           <w:sz w:val="24"/>
         </w:rPr>
         <w:t>Публичный статус/реестр ДТС и формат квитанции проверки — чтобы суды принимали её без экспертизы «с нуля».</w:t>
@@ -723,10 +1553,100 @@
         <w:rPr>
           <w:rFonts w:ascii="Calibri" w:hAnsi="Calibri" w:eastAsia="Calibri"/>
           <w:b w:val="0"/>
+          <w:i w:val="0"/>
           <w:sz w:val="24"/>
         </w:rPr>
         <w:t>Не плодить второй контур признания параллельно ЕАЭС (отдельные двусторонние «одобрения сертификатов» без ДТС).</w:t>
       </w:r>
+    </w:p>
+    <w:p>
+      <w:pPr>
+        <w:spacing w:before="0" w:after="200"/>
+      </w:pPr>
+      <w:r>
+        <w:rPr>
+          <w:rFonts w:ascii="Calibri" w:hAnsi="Calibri" w:eastAsia="Calibri"/>
+          <w:b w:val="0"/>
+          <w:i/>
+          <w:color w:val="535353"/>
+          <w:sz w:val="18"/>
+        </w:rPr>
+        <w:t xml:space="preserve">Проверить: </w:t>
+      </w:r>
+      <w:hyperlink r:id="rId9">
+        <w:r>
+          <w:rPr>
+            <w:color w:val="0563C1"/>
+            <w:u w:val="single"/>
+            <w:sz w:val="18"/>
+            <w:rFonts w:ascii="Calibri" w:hAnsi="Calibri"/>
+          </w:rPr>
+          <w:t xml:space="preserve">Закон РК от 07.01.2003 № 370 (Adilet)</w:t>
+        </w:r>
+      </w:hyperlink>
+      <w:r>
+        <w:rPr>
+          <w:rFonts w:ascii="Calibri" w:hAnsi="Calibri" w:eastAsia="Calibri"/>
+          <w:b w:val="0"/>
+          <w:i w:val="0"/>
+          <w:color w:val="535353"/>
+          <w:sz w:val="18"/>
+        </w:rPr>
+        <w:t xml:space="preserve">  ·  </w:t>
+      </w:r>
+      <w:hyperlink r:id="rId10">
+        <w:r>
+          <w:rPr>
+            <w:color w:val="0563C1"/>
+            <w:u w:val="single"/>
+            <w:sz w:val="18"/>
+            <w:rFonts w:ascii="Calibri" w:hAnsi="Calibri"/>
+          </w:rPr>
+          <w:t xml:space="preserve">Решение Коллегии ЕЭК от 22.08.2023 № 120</w:t>
+        </w:r>
+      </w:hyperlink>
+      <w:r>
+        <w:rPr>
+          <w:rFonts w:ascii="Calibri" w:hAnsi="Calibri" w:eastAsia="Calibri"/>
+          <w:b w:val="0"/>
+          <w:i w:val="0"/>
+          <w:color w:val="535353"/>
+          <w:sz w:val="18"/>
+        </w:rPr>
+        <w:t xml:space="preserve">  ·  </w:t>
+      </w:r>
+      <w:hyperlink r:id="rId11">
+        <w:r>
+          <w:rPr>
+            <w:color w:val="0563C1"/>
+            <w:u w:val="single"/>
+            <w:sz w:val="18"/>
+            <w:rFonts w:ascii="Calibri" w:hAnsi="Calibri"/>
+          </w:rPr>
+          <w:t xml:space="preserve">Текст Решения № 120 (Альта‑Софт)</w:t>
+        </w:r>
+      </w:hyperlink>
+      <w:r>
+        <w:rPr>
+          <w:rFonts w:ascii="Calibri" w:hAnsi="Calibri" w:eastAsia="Calibri"/>
+          <w:b w:val="0"/>
+          <w:i w:val="0"/>
+          <w:color w:val="535353"/>
+          <w:sz w:val="18"/>
+        </w:rPr>
+        <w:t xml:space="preserve">  ·  </w:t>
+      </w:r>
+      <w:hyperlink r:id="rId13">
+        <w:r>
+          <w:rPr>
+            <w:color w:val="0563C1"/>
+            <w:u w:val="single"/>
+            <w:sz w:val="18"/>
+            <w:rFonts w:ascii="Calibri" w:hAnsi="Calibri"/>
+          </w:rPr>
+          <w:t xml:space="preserve">ТК РФ, ст. 22.1–22.3 (кадровый ЭДО)</w:t>
+        </w:r>
+      </w:hyperlink>
     </w:p>
     <w:p>
       <w:pPr>
@@ -744,6 +1664,7 @@
         <w:rPr>
           <w:rFonts w:ascii="Calibri" w:hAnsi="Calibri" w:eastAsia="Calibri"/>
           <w:b w:val="0"/>
+          <w:i w:val="0"/>
           <w:sz w:val="24"/>
         </w:rPr>
         <w:t>Делать ДТС обязательной для внутрироссийского обмена — это инструмент трансграничности.</w:t>
@@ -757,10 +1678,79 @@
         <w:rPr>
           <w:rFonts w:ascii="Calibri" w:hAnsi="Calibri" w:eastAsia="Calibri"/>
           <w:b w:val="0"/>
+          <w:i w:val="0"/>
           <w:sz w:val="24"/>
         </w:rPr>
         <w:t>Ждать от Решения № 120 автоматического признания любой иностранной ЭП за пределами ЕАЭС.</w:t>
       </w:r>
+    </w:p>
+    <w:p>
+      <w:pPr>
+        <w:spacing w:before="0" w:after="200"/>
+      </w:pPr>
+      <w:r>
+        <w:rPr>
+          <w:rFonts w:ascii="Calibri" w:hAnsi="Calibri" w:eastAsia="Calibri"/>
+          <w:b w:val="0"/>
+          <w:i/>
+          <w:color w:val="535353"/>
+          <w:sz w:val="18"/>
+        </w:rPr>
+        <w:t xml:space="preserve">Проверить: </w:t>
+      </w:r>
+      <w:hyperlink r:id="rId9">
+        <w:r>
+          <w:rPr>
+            <w:color w:val="0563C1"/>
+            <w:u w:val="single"/>
+            <w:sz w:val="18"/>
+            <w:rFonts w:ascii="Calibri" w:hAnsi="Calibri"/>
+          </w:rPr>
+          <w:t xml:space="preserve">Закон РК от 07.01.2003 № 370 (Adilet)</w:t>
+        </w:r>
+      </w:hyperlink>
+      <w:r>
+        <w:rPr>
+          <w:rFonts w:ascii="Calibri" w:hAnsi="Calibri" w:eastAsia="Calibri"/>
+          <w:b w:val="0"/>
+          <w:i w:val="0"/>
+          <w:color w:val="535353"/>
+          <w:sz w:val="18"/>
+        </w:rPr>
+        <w:t xml:space="preserve">  ·  </w:t>
+      </w:r>
+      <w:hyperlink r:id="rId10">
+        <w:r>
+          <w:rPr>
+            <w:color w:val="0563C1"/>
+            <w:u w:val="single"/>
+            <w:sz w:val="18"/>
+            <w:rFonts w:ascii="Calibri" w:hAnsi="Calibri"/>
+          </w:rPr>
+          <w:t xml:space="preserve">Решение Коллегии ЕЭК от 22.08.2023 № 120</w:t>
+        </w:r>
+      </w:hyperlink>
+      <w:r>
+        <w:rPr>
+          <w:rFonts w:ascii="Calibri" w:hAnsi="Calibri" w:eastAsia="Calibri"/>
+          <w:b w:val="0"/>
+          <w:i w:val="0"/>
+          <w:color w:val="535353"/>
+          <w:sz w:val="18"/>
+        </w:rPr>
+        <w:t xml:space="preserve">  ·  </w:t>
+      </w:r>
+      <w:hyperlink r:id="rId11">
+        <w:r>
+          <w:rPr>
+            <w:color w:val="0563C1"/>
+            <w:u w:val="single"/>
+            <w:sz w:val="18"/>
+            <w:rFonts w:ascii="Calibri" w:hAnsi="Calibri"/>
+          </w:rPr>
+          <w:t xml:space="preserve">Текст Решения № 120 (Альта‑Софт)</w:t>
+        </w:r>
+      </w:hyperlink>
     </w:p>
     <w:p>
       <w:pPr>
@@ -778,11 +1768,12 @@
         <w:rPr>
           <w:rFonts w:ascii="Calibri" w:hAnsi="Calibri" w:eastAsia="Calibri"/>
           <w:b w:val="0"/>
+          <w:i w:val="0"/>
           <w:sz w:val="22"/>
         </w:rPr>
         <w:t xml:space="preserve">Закон РК от 07.01.2003 № 370 (Adilet): </w:t>
       </w:r>
-      <w:hyperlink r:id="rId13">
+      <w:hyperlink r:id="rId9">
         <w:r>
           <w:rPr>
             <w:color w:val="0563C1"/>
@@ -802,11 +1793,12 @@
         <w:rPr>
           <w:rFonts w:ascii="Calibri" w:hAnsi="Calibri" w:eastAsia="Calibri"/>
           <w:b w:val="0"/>
+          <w:i w:val="0"/>
           <w:sz w:val="22"/>
         </w:rPr>
         <w:t xml:space="preserve">Решение Коллегии ЕЭК от 22.08.2023 № 120: </w:t>
       </w:r>
-      <w:hyperlink r:id="rId12">
+      <w:hyperlink r:id="rId10">
         <w:r>
           <w:rPr>
             <w:color w:val="0563C1"/>
@@ -826,11 +1818,12 @@
         <w:rPr>
           <w:rFonts w:ascii="Calibri" w:hAnsi="Calibri" w:eastAsia="Calibri"/>
           <w:b w:val="0"/>
+          <w:i w:val="0"/>
           <w:sz w:val="22"/>
         </w:rPr>
         <w:t xml:space="preserve">Текст Решения № 120 (Альта‑Софт): </w:t>
       </w:r>
-      <w:hyperlink r:id="rId14">
+      <w:hyperlink r:id="rId11">
         <w:r>
           <w:rPr>
             <w:color w:val="0563C1"/>
